--- a/internal_doc/03.开发设计/Story-sdbinspect.docx
+++ b/internal_doc/03.开发设计/Story-sdbinspect.docx
@@ -849,7 +849,7 @@
               <w:ind w:left="0"/>
               <w:jc w:val="left"/>
               <w:rPr>
-                <w:rFonts w:ascii="Arial" w:eastAsia="宋体" w:hAnsi="Arial" w:cs="Arial" w:hint="eastAsia"/>
+                <w:rFonts w:ascii="Arial" w:eastAsia="宋体" w:hAnsi="Arial" w:cs="Arial"/>
                 <w:color w:val="000000"/>
                 <w:kern w:val="0"/>
                 <w:sz w:val="20"/>
@@ -1010,6 +1010,71 @@
               <w:ind w:left="0"/>
               <w:jc w:val="left"/>
               <w:rPr>
+                <w:rFonts w:ascii="Arial" w:eastAsia="宋体" w:hAnsi="Arial" w:cs="Arial" w:hint="eastAsia"/>
+                <w:color w:val="000000"/>
+                <w:kern w:val="0"/>
+                <w:sz w:val="20"/>
+                <w:szCs w:val="20"/>
+              </w:rPr>
+            </w:pPr>
+            <w:r>
+              <w:rPr>
+                <w:rFonts w:ascii="Arial" w:eastAsia="宋体" w:hAnsi="Arial" w:cs="Arial" w:hint="eastAsia"/>
+                <w:color w:val="000000"/>
+                <w:kern w:val="0"/>
+                <w:sz w:val="20"/>
+                <w:szCs w:val="20"/>
+              </w:rPr>
+              <w:t>指定</w:t>
+            </w:r>
+            <w:r>
+              <w:rPr>
+                <w:rFonts w:ascii="Arial" w:eastAsia="宋体" w:hAnsi="Arial" w:cs="Arial" w:hint="eastAsia"/>
+                <w:color w:val="000000"/>
+                <w:kern w:val="0"/>
+                <w:sz w:val="20"/>
+                <w:szCs w:val="20"/>
+              </w:rPr>
+              <w:t>coord</w:t>
+            </w:r>
+            <w:r>
+              <w:rPr>
+                <w:rFonts w:ascii="Arial" w:eastAsia="宋体" w:hAnsi="Arial" w:cs="Arial" w:hint="eastAsia"/>
+                <w:color w:val="000000"/>
+                <w:kern w:val="0"/>
+                <w:sz w:val="20"/>
+                <w:szCs w:val="20"/>
+              </w:rPr>
+              <w:t>节点的</w:t>
+            </w:r>
+            <w:r>
+              <w:rPr>
+                <w:rFonts w:ascii="Arial" w:eastAsia="宋体" w:hAnsi="Arial" w:cs="Arial" w:hint="eastAsia"/>
+                <w:color w:val="000000"/>
+                <w:kern w:val="0"/>
+                <w:sz w:val="20"/>
+                <w:szCs w:val="20"/>
+              </w:rPr>
+              <w:t>hostname</w:t>
+            </w:r>
+            <w:r>
+              <w:rPr>
+                <w:rFonts w:ascii="Arial" w:eastAsia="宋体" w:hAnsi="Arial" w:cs="Arial" w:hint="eastAsia"/>
+                <w:color w:val="000000"/>
+                <w:kern w:val="0"/>
+                <w:sz w:val="20"/>
+                <w:szCs w:val="20"/>
+              </w:rPr>
+              <w:t>和服务端口，</w:t>
+            </w:r>
+          </w:p>
+          <w:p>
+            <w:pPr>
+              <w:widowControl/>
+              <w:spacing w:line="193" w:lineRule="atLeast"/>
+              <w:ind w:left="0"/>
+              <w:jc w:val="left"/>
+              <w:rPr>
                 <w:rFonts w:ascii="Arial" w:eastAsia="宋体" w:hAnsi="Arial" w:cs="Arial"/>
                 <w:color w:val="000000"/>
                 <w:kern w:val="0"/>
@@ -1025,7 +1090,7 @@
                 <w:sz w:val="20"/>
                 <w:szCs w:val="20"/>
               </w:rPr>
-              <w:t>指定</w:t>
+              <w:t>格式为</w:t>
             </w:r>
             <w:r>
               <w:rPr>
@@ -1035,7 +1100,7 @@
                 <w:sz w:val="20"/>
                 <w:szCs w:val="20"/>
               </w:rPr>
-              <w:t>coord</w:t>
+              <w:t>hostname</w:t>
             </w:r>
             <w:r>
               <w:rPr>
@@ -1045,7 +1110,7 @@
                 <w:sz w:val="20"/>
                 <w:szCs w:val="20"/>
               </w:rPr>
-              <w:t>节点的</w:t>
+              <w:t>:</w:t>
             </w:r>
             <w:r>
               <w:rPr>
@@ -1055,7 +1120,7 @@
                 <w:sz w:val="20"/>
                 <w:szCs w:val="20"/>
               </w:rPr>
-              <w:t>hostname</w:t>
+              <w:t>servicename</w:t>
             </w:r>
             <w:r>
               <w:rPr>
@@ -1065,37 +1130,7 @@
                 <w:sz w:val="20"/>
                 <w:szCs w:val="20"/>
               </w:rPr>
-              <w:t>和服务端口，默认是</w:t>
-            </w:r>
-            <w:r>
-              <w:rPr>
-                <w:rFonts w:ascii="Arial" w:eastAsia="宋体" w:hAnsi="Arial" w:cs="Arial" w:hint="eastAsia"/>
-                <w:color w:val="000000"/>
-                <w:kern w:val="0"/>
-                <w:sz w:val="20"/>
-                <w:szCs w:val="20"/>
-              </w:rPr>
-              <w:t>localhost</w:t>
-            </w:r>
-            <w:r>
-              <w:rPr>
-                <w:rFonts w:ascii="Arial" w:eastAsia="宋体" w:hAnsi="Arial" w:cs="Arial" w:hint="eastAsia"/>
-                <w:color w:val="000000"/>
-                <w:kern w:val="0"/>
-                <w:sz w:val="20"/>
-                <w:szCs w:val="20"/>
-              </w:rPr>
-              <w:t>:</w:t>
-            </w:r>
-            <w:r>
-              <w:rPr>
-                <w:rFonts w:ascii="Arial" w:eastAsia="宋体" w:hAnsi="Arial" w:cs="Arial" w:hint="eastAsia"/>
-                <w:color w:val="000000"/>
-                <w:kern w:val="0"/>
-                <w:sz w:val="20"/>
-                <w:szCs w:val="20"/>
-              </w:rPr>
-              <w:t>11810</w:t>
+              <w:t>，必须制定</w:t>
             </w:r>
           </w:p>
         </w:tc>
@@ -1602,6 +1637,7 @@
                 <w:sz w:val="20"/>
                 <w:szCs w:val="20"/>
               </w:rPr>
+              <w:lastRenderedPageBreak/>
               <w:t>--file,-f</w:t>
             </w:r>
           </w:p>
@@ -1642,6 +1678,86 @@
               </w:rPr>
               <w:t>指定从已存在的（上一次检查的）结果文件开始检查</w:t>
             </w:r>
+            <w:r>
+              <w:rPr>
+                <w:rFonts w:ascii="Arial" w:eastAsia="宋体" w:hAnsi="Arial" w:cs="Arial" w:hint="eastAsia"/>
+                <w:color w:val="000000"/>
+                <w:kern w:val="0"/>
+                <w:sz w:val="20"/>
+                <w:szCs w:val="20"/>
+              </w:rPr>
+              <w:t>,</w:t>
+            </w:r>
+            <w:r>
+              <w:rPr>
+                <w:rFonts w:ascii="Arial" w:eastAsia="宋体" w:hAnsi="Arial" w:cs="Arial" w:hint="eastAsia"/>
+                <w:color w:val="000000"/>
+                <w:kern w:val="0"/>
+                <w:sz w:val="20"/>
+                <w:szCs w:val="20"/>
+              </w:rPr>
+              <w:t>当指定此选择时，其它选项（除</w:t>
+            </w:r>
+            <w:r>
+              <w:rPr>
+                <w:rFonts w:ascii="Arial" w:eastAsia="宋体" w:hAnsi="Arial" w:cs="Arial" w:hint="eastAsia"/>
+                <w:color w:val="000000"/>
+                <w:kern w:val="0"/>
+                <w:sz w:val="20"/>
+                <w:szCs w:val="20"/>
+              </w:rPr>
+              <w:t xml:space="preserve"> </w:t>
+            </w:r>
+            <w:r>
+              <w:rPr>
+                <w:rFonts w:ascii="Arial" w:eastAsia="宋体" w:hAnsi="Arial" w:cs="Arial"/>
+                <w:color w:val="000000"/>
+                <w:kern w:val="0"/>
+                <w:sz w:val="20"/>
+                <w:szCs w:val="20"/>
+              </w:rPr>
+              <w:t>–</w:t>
+            </w:r>
+            <w:r>
+              <w:rPr>
+                <w:rFonts w:ascii="Arial" w:eastAsia="宋体" w:hAnsi="Arial" w:cs="Arial" w:hint="eastAsia"/>
+                <w:color w:val="000000"/>
+                <w:kern w:val="0"/>
+                <w:sz w:val="20"/>
+                <w:szCs w:val="20"/>
+              </w:rPr>
+              <w:t>o</w:t>
+            </w:r>
+            <w:r>
+              <w:rPr>
+                <w:rFonts w:ascii="Arial" w:eastAsia="宋体" w:hAnsi="Arial" w:cs="Arial" w:hint="eastAsia"/>
+                <w:color w:val="000000"/>
+                <w:kern w:val="0"/>
+                <w:sz w:val="20"/>
+                <w:szCs w:val="20"/>
+              </w:rPr>
+              <w:t>外）均失效，生效的为文件中保存的</w:t>
+            </w:r>
+            <w:r>
+              <w:rPr>
+                <w:rFonts w:ascii="Arial" w:eastAsia="宋体" w:hAnsi="Arial" w:cs="Arial" w:hint="eastAsia"/>
+                <w:color w:val="000000"/>
+                <w:kern w:val="0"/>
+                <w:sz w:val="20"/>
+                <w:szCs w:val="20"/>
+              </w:rPr>
+              <w:t>command</w:t>
+            </w:r>
+            <w:r>
+              <w:rPr>
+                <w:rFonts w:ascii="Arial" w:eastAsia="宋体" w:hAnsi="Arial" w:cs="Arial" w:hint="eastAsia"/>
+                <w:color w:val="000000"/>
+                <w:kern w:val="0"/>
+                <w:sz w:val="20"/>
+                <w:szCs w:val="20"/>
+              </w:rPr>
+              <w:t>选项</w:t>
+            </w:r>
           </w:p>
         </w:tc>
       </w:tr>
@@ -1683,7 +1799,6 @@
                 <w:sz w:val="20"/>
                 <w:szCs w:val="20"/>
               </w:rPr>
-              <w:lastRenderedPageBreak/>
               <w:t>--output,-o</w:t>
             </w:r>
           </w:p>
@@ -1707,13 +1822,23 @@
               <w:ind w:left="0"/>
               <w:jc w:val="left"/>
               <w:rPr>
+                <w:rFonts w:ascii="Arial" w:eastAsia="宋体" w:hAnsi="Arial" w:cs="Arial"/>
+                <w:color w:val="000000"/>
+                <w:kern w:val="0"/>
+                <w:sz w:val="20"/>
+                <w:szCs w:val="20"/>
+              </w:rPr>
+            </w:pPr>
+            <w:r>
+              <w:rPr>
                 <w:rFonts w:ascii="Arial" w:eastAsia="宋体" w:hAnsi="Arial" w:cs="Arial" w:hint="eastAsia"/>
                 <w:color w:val="000000"/>
                 <w:kern w:val="0"/>
                 <w:sz w:val="20"/>
                 <w:szCs w:val="20"/>
               </w:rPr>
-            </w:pPr>
+              <w:t>指定输出的文件名，默认是</w:t>
+            </w:r>
             <w:r>
               <w:rPr>
                 <w:rFonts w:ascii="Arial" w:eastAsia="宋体" w:hAnsi="Arial" w:cs="Arial" w:hint="eastAsia"/>
@@ -1722,7 +1847,7 @@
                 <w:sz w:val="20"/>
                 <w:szCs w:val="20"/>
               </w:rPr>
-              <w:t>指定输出的文件名，默认是</w:t>
+              <w:t>inspect.bin</w:t>
             </w:r>
             <w:r>
               <w:rPr>
@@ -1732,7 +1857,17 @@
                 <w:sz w:val="20"/>
                 <w:szCs w:val="20"/>
               </w:rPr>
-              <w:t>inspect.bin</w:t>
+              <w:t>，报告文件为</w:t>
+            </w:r>
+            <w:r>
+              <w:rPr>
+                <w:rFonts w:ascii="Arial" w:eastAsia="宋体" w:hAnsi="Arial" w:cs="Arial" w:hint="eastAsia"/>
+                <w:color w:val="000000"/>
+                <w:kern w:val="0"/>
+                <w:sz w:val="20"/>
+                <w:szCs w:val="20"/>
+              </w:rPr>
+              <w:t>inspect.bin.report</w:t>
             </w:r>
           </w:p>
         </w:tc>
@@ -1843,7 +1978,7 @@
                 <w:sz w:val="20"/>
                 <w:szCs w:val="20"/>
               </w:rPr>
-              <w:t>文件的查看格式，按</w:t>
+              <w:t>文件的内容</w:t>
             </w:r>
             <w:r>
               <w:rPr>
@@ -1853,6 +1988,16 @@
                 <w:sz w:val="20"/>
                 <w:szCs w:val="20"/>
               </w:rPr>
+              <w:t>按</w:t>
+            </w:r>
+            <w:r>
+              <w:rPr>
+                <w:rFonts w:ascii="Arial" w:eastAsia="宋体" w:hAnsi="Arial" w:cs="Arial" w:hint="eastAsia"/>
+                <w:color w:val="000000"/>
+                <w:kern w:val="0"/>
+                <w:sz w:val="20"/>
+                <w:szCs w:val="20"/>
+              </w:rPr>
               <w:t>group</w:t>
             </w:r>
             <w:r>
@@ -1884,6 +2029,36 @@
                 <w:szCs w:val="20"/>
               </w:rPr>
               <w:t>查看</w:t>
+            </w:r>
+            <w:r>
+              <w:rPr>
+                <w:rFonts w:ascii="Arial" w:eastAsia="宋体" w:hAnsi="Arial" w:cs="Arial" w:hint="eastAsia"/>
+                <w:color w:val="000000"/>
+                <w:kern w:val="0"/>
+                <w:sz w:val="20"/>
+                <w:szCs w:val="20"/>
+              </w:rPr>
+              <w:t>,</w:t>
+            </w:r>
+            <w:r>
+              <w:rPr>
+                <w:rFonts w:ascii="Arial" w:eastAsia="宋体" w:hAnsi="Arial" w:cs="Arial" w:hint="eastAsia"/>
+                <w:color w:val="000000"/>
+                <w:kern w:val="0"/>
+                <w:sz w:val="20"/>
+                <w:szCs w:val="20"/>
+              </w:rPr>
+              <w:t>默认未</w:t>
+            </w:r>
+            <w:r>
+              <w:rPr>
+                <w:rFonts w:ascii="Arial" w:eastAsia="宋体" w:hAnsi="Arial" w:cs="Arial" w:hint="eastAsia"/>
+                <w:color w:val="000000"/>
+                <w:kern w:val="0"/>
+                <w:sz w:val="20"/>
+                <w:szCs w:val="20"/>
+              </w:rPr>
+              <w:t xml:space="preserve"> group</w:t>
             </w:r>
           </w:p>
         </w:tc>
@@ -1892,7 +2067,6 @@
     <w:p>
       <w:pPr>
         <w:rPr>
-          <w:rFonts w:hint="eastAsia"/>
           <w:color w:val="00B0F0"/>
         </w:rPr>
       </w:pPr>
@@ -3575,11 +3749,6 @@
     </w:tbl>
     <w:p/>
     <w:p>
-      <w:pPr>
-        <w:rPr>
-          <w:rFonts w:hint="eastAsia"/>
-        </w:rPr>
-      </w:pPr>
       <w:r>
         <w:rPr>
           <w:rFonts w:hint="eastAsia"/>
@@ -3818,9 +3987,6 @@
             <w:pPr>
               <w:ind w:left="0"/>
               <w:jc w:val="center"/>
-              <w:rPr>
-                <w:rFonts w:hint="eastAsia"/>
-              </w:rPr>
             </w:pPr>
             <w:r>
               <w:rPr>
@@ -3862,11 +4028,6 @@
       </w:tr>
     </w:tbl>
     <w:p>
-      <w:pPr>
-        <w:rPr>
-          <w:rFonts w:hint="eastAsia"/>
-        </w:rPr>
-      </w:pPr>
       <w:r>
         <w:rPr>
           <w:rFonts w:hint="eastAsia"/>
@@ -3898,9 +4059,6 @@
             <w:pPr>
               <w:ind w:left="0"/>
               <w:jc w:val="center"/>
-              <w:rPr>
-                <w:rFonts w:hint="eastAsia"/>
-              </w:rPr>
             </w:pPr>
             <w:r>
               <w:rPr>
@@ -4055,11 +4213,6 @@
       </w:tr>
     </w:tbl>
     <w:p>
-      <w:pPr>
-        <w:rPr>
-          <w:rFonts w:hint="eastAsia"/>
-        </w:rPr>
-      </w:pPr>
       <w:r>
         <w:rPr>
           <w:rFonts w:hint="eastAsia"/>
@@ -4094,13 +4247,7 @@
               <w:rPr>
                 <w:rFonts w:hint="eastAsia"/>
               </w:rPr>
-              <w:t xml:space="preserve">Record </w:t>
-            </w:r>
-            <w:r>
-              <w:rPr>
-                <w:rFonts w:hint="eastAsia"/>
-              </w:rPr>
-              <w:t>Len</w:t>
+              <w:t>Record Len</w:t>
             </w:r>
           </w:p>
         </w:tc>
@@ -4146,11 +4293,6 @@
       </w:tr>
     </w:tbl>
     <w:p>
-      <w:pPr>
-        <w:rPr>
-          <w:rFonts w:hint="eastAsia"/>
-        </w:rPr>
-      </w:pPr>
       <w:r>
         <w:rPr>
           <w:rFonts w:hint="eastAsia"/>
@@ -4192,9 +4334,6 @@
             <w:pPr>
               <w:ind w:left="0"/>
               <w:jc w:val="center"/>
-              <w:rPr>
-                <w:rFonts w:hint="eastAsia"/>
-              </w:rPr>
             </w:pPr>
             <w:r>
               <w:lastRenderedPageBreak/>
@@ -4315,11 +4454,6 @@
       </w:r>
     </w:p>
     <w:p>
-      <w:pPr>
-        <w:rPr>
-          <w:rFonts w:hint="eastAsia"/>
-        </w:rPr>
-      </w:pPr>
       <w:r>
         <w:rPr>
           <w:rFonts w:hint="eastAsia"/>
@@ -4365,11 +4499,6 @@
       </w:r>
     </w:p>
     <w:p>
-      <w:pPr>
-        <w:rPr>
-          <w:rFonts w:hint="eastAsia"/>
-        </w:rPr>
-      </w:pPr>
       <w:r>
         <w:rPr>
           <w:rFonts w:hint="eastAsia"/>
@@ -4415,11 +4544,6 @@
       </w:r>
     </w:p>
     <w:p>
-      <w:pPr>
-        <w:rPr>
-          <w:rFonts w:hint="eastAsia"/>
-        </w:rPr>
-      </w:pPr>
       <w:r>
         <w:rPr>
           <w:rFonts w:hint="eastAsia"/>
@@ -4670,9 +4794,6 @@
     <w:p>
       <w:pPr>
         <w:ind w:leftChars="170" w:firstLineChars="100" w:firstLine="210"/>
-        <w:rPr>
-          <w:rFonts w:hint="eastAsia"/>
-        </w:rPr>
       </w:pPr>
       <w:r>
         <w:rPr>
@@ -5216,9 +5337,6 @@
     <w:p>
       <w:pPr>
         <w:ind w:leftChars="170" w:firstLineChars="100" w:firstLine="210"/>
-        <w:rPr>
-          <w:rFonts w:hint="eastAsia"/>
-        </w:rPr>
       </w:pPr>
       <w:r>
         <w:t>……</w:t>
@@ -5785,13 +5903,14 @@
           </w:tcPr>
           <w:p>
             <w:pPr>
-              <w:pStyle w:val="ListParagraph"/>
-              <w:numPr>
-                <w:ilvl w:val="0"/>
-                <w:numId w:val="3"/>
-              </w:numPr>
-              <w:ind w:firstLineChars="0"/>
-            </w:pPr>
+              <w:ind w:left="0"/>
+            </w:pPr>
+            <w:r>
+              <w:rPr>
+                <w:rFonts w:hint="eastAsia"/>
+              </w:rPr>
+              <w:t xml:space="preserve">1. </w:t>
+            </w:r>
             <w:r>
               <w:rPr>
                 <w:rFonts w:hint="eastAsia"/>
@@ -5801,13 +5920,14 @@
           </w:p>
           <w:p>
             <w:pPr>
-              <w:pStyle w:val="ListParagraph"/>
-              <w:numPr>
-                <w:ilvl w:val="0"/>
-                <w:numId w:val="3"/>
-              </w:numPr>
-              <w:ind w:firstLineChars="0"/>
-            </w:pPr>
+              <w:ind w:left="0"/>
+            </w:pPr>
+            <w:r>
+              <w:rPr>
+                <w:rFonts w:hint="eastAsia"/>
+              </w:rPr>
+              <w:t xml:space="preserve">2. </w:t>
+            </w:r>
             <w:r>
               <w:rPr>
                 <w:rFonts w:hint="eastAsia"/>
@@ -5817,13 +5937,14 @@
           </w:p>
           <w:p>
             <w:pPr>
-              <w:pStyle w:val="ListParagraph"/>
-              <w:numPr>
-                <w:ilvl w:val="0"/>
-                <w:numId w:val="3"/>
-              </w:numPr>
-              <w:ind w:firstLineChars="0"/>
-            </w:pPr>
+              <w:ind w:left="0"/>
+            </w:pPr>
+            <w:r>
+              <w:rPr>
+                <w:rFonts w:hint="eastAsia"/>
+              </w:rPr>
+              <w:t xml:space="preserve">3. </w:t>
+            </w:r>
             <w:r>
               <w:rPr>
                 <w:rFonts w:hint="eastAsia"/>
@@ -6383,24 +6504,30 @@
               <w:rPr>
                 <w:rFonts w:hint="eastAsia"/>
               </w:rPr>
+              <w:t>Story.tools.sdbConsistencyCheck.006</w:t>
+            </w:r>
+          </w:p>
+        </w:tc>
+        <w:tc>
+          <w:tcPr>
+            <w:tcW w:w="1271" w:type="dxa"/>
+          </w:tcPr>
+          <w:p>
+            <w:pPr>
+              <w:ind w:left="0"/>
+            </w:pPr>
+            <w:r>
+              <w:rPr>
+                <w:rFonts w:hint="eastAsia"/>
+              </w:rPr>
+              <w:t>从（已经存在的）文件</w:t>
+            </w:r>
+            <w:r>
+              <w:rPr>
+                <w:rFonts w:hint="eastAsia"/>
+              </w:rPr>
               <w:lastRenderedPageBreak/>
-              <w:t>Story.tools.sdbConsistencyCheck.006</w:t>
-            </w:r>
-          </w:p>
-        </w:tc>
-        <w:tc>
-          <w:tcPr>
-            <w:tcW w:w="1271" w:type="dxa"/>
-          </w:tcPr>
-          <w:p>
-            <w:pPr>
-              <w:ind w:left="0"/>
-            </w:pPr>
-            <w:r>
-              <w:rPr>
-                <w:rFonts w:hint="eastAsia"/>
-              </w:rPr>
-              <w:t>从（已经存在的）文件开始，对数据进行检查，一致的结果</w:t>
+              <w:t>开始，对数据进行检查，一致的结果</w:t>
             </w:r>
           </w:p>
         </w:tc>
@@ -6416,6 +6543,7 @@
               <w:rPr>
                 <w:rFonts w:hint="eastAsia"/>
               </w:rPr>
+              <w:lastRenderedPageBreak/>
               <w:t>1.</w:t>
             </w:r>
             <w:r>
@@ -6433,6 +6561,7 @@
               <w:rPr>
                 <w:rFonts w:hint="eastAsia"/>
               </w:rPr>
+              <w:lastRenderedPageBreak/>
               <w:t>2.</w:t>
             </w:r>
             <w:r>
@@ -6595,6 +6724,7 @@
               <w:rPr>
                 <w:rFonts w:hint="eastAsia"/>
               </w:rPr>
+              <w:lastRenderedPageBreak/>
               <w:t>结果与</w:t>
             </w:r>
             <w:r>
@@ -6607,7 +6737,14 @@
               <w:rPr>
                 <w:rFonts w:hint="eastAsia"/>
               </w:rPr>
-              <w:t>编号的测试用例结果相同</w:t>
+              <w:t>编号的测试用例</w:t>
+            </w:r>
+            <w:r>
+              <w:rPr>
+                <w:rFonts w:hint="eastAsia"/>
+              </w:rPr>
+              <w:lastRenderedPageBreak/>
+              <w:t>结果相同</w:t>
             </w:r>
           </w:p>
         </w:tc>
@@ -6625,6 +6762,7 @@
               <w:rPr>
                 <w:rFonts w:hint="eastAsia"/>
               </w:rPr>
+              <w:lastRenderedPageBreak/>
               <w:t>Story.tools.sdbConsistencyCheck.007</w:t>
             </w:r>
           </w:p>
@@ -7100,6 +7238,12 @@
             <w:pPr>
               <w:ind w:left="0"/>
             </w:pPr>
+            <w:r>
+              <w:rPr>
+                <w:rFonts w:hint="eastAsia"/>
+              </w:rPr>
+              <w:t>Y</w:t>
+            </w:r>
           </w:p>
         </w:tc>
         <w:tc>
@@ -7144,6 +7288,12 @@
             <w:pPr>
               <w:ind w:left="0"/>
             </w:pPr>
+            <w:r>
+              <w:rPr>
+                <w:rFonts w:hint="eastAsia"/>
+              </w:rPr>
+              <w:t>Y</w:t>
+            </w:r>
           </w:p>
         </w:tc>
         <w:tc>
@@ -7182,6 +7332,12 @@
             <w:pPr>
               <w:ind w:left="0"/>
             </w:pPr>
+            <w:r>
+              <w:rPr>
+                <w:rFonts w:hint="eastAsia"/>
+              </w:rPr>
+              <w:t>Y</w:t>
+            </w:r>
           </w:p>
         </w:tc>
         <w:tc>
@@ -7220,6 +7376,12 @@
             <w:pPr>
               <w:ind w:left="0"/>
             </w:pPr>
+            <w:r>
+              <w:rPr>
+                <w:rFonts w:hint="eastAsia"/>
+              </w:rPr>
+              <w:t>NA</w:t>
+            </w:r>
           </w:p>
         </w:tc>
         <w:tc>
@@ -7258,6 +7420,12 @@
             <w:pPr>
               <w:ind w:left="0"/>
             </w:pPr>
+            <w:r>
+              <w:rPr>
+                <w:rFonts w:hint="eastAsia"/>
+              </w:rPr>
+              <w:t>NA</w:t>
+            </w:r>
           </w:p>
         </w:tc>
         <w:tc>
@@ -7296,6 +7464,12 @@
             <w:pPr>
               <w:ind w:left="0"/>
             </w:pPr>
+            <w:r>
+              <w:rPr>
+                <w:rFonts w:hint="eastAsia"/>
+              </w:rPr>
+              <w:t>NA</w:t>
+            </w:r>
           </w:p>
         </w:tc>
         <w:tc>

--- a/internal_doc/03.开发设计/Story-sdbinspect.docx
+++ b/internal_doc/03.开发设计/Story-sdbinspect.docx
@@ -1010,7 +1010,7 @@
               <w:ind w:left="0"/>
               <w:jc w:val="left"/>
               <w:rPr>
-                <w:rFonts w:ascii="Arial" w:eastAsia="宋体" w:hAnsi="Arial" w:cs="Arial" w:hint="eastAsia"/>
+                <w:rFonts w:ascii="Arial" w:eastAsia="宋体" w:hAnsi="Arial" w:cs="Arial"/>
                 <w:color w:val="000000"/>
                 <w:kern w:val="0"/>
                 <w:sz w:val="20"/>
@@ -7332,12 +7332,6 @@
             <w:pPr>
               <w:ind w:left="0"/>
             </w:pPr>
-            <w:r>
-              <w:rPr>
-                <w:rFonts w:hint="eastAsia"/>
-              </w:rPr>
-              <w:t>Y</w:t>
-            </w:r>
           </w:p>
         </w:tc>
         <w:tc>
@@ -7376,12 +7370,6 @@
             <w:pPr>
               <w:ind w:left="0"/>
             </w:pPr>
-            <w:r>
-              <w:rPr>
-                <w:rFonts w:hint="eastAsia"/>
-              </w:rPr>
-              <w:t>NA</w:t>
-            </w:r>
           </w:p>
         </w:tc>
         <w:tc>

--- a/internal_doc/03.开发设计/Story-sdbinspect.docx
+++ b/internal_doc/03.开发设计/Story-sdbinspect.docx
@@ -7254,6 +7254,12 @@
             <w:pPr>
               <w:ind w:left="0"/>
             </w:pPr>
+            <w:r>
+              <w:rPr>
+                <w:rFonts w:hint="eastAsia"/>
+              </w:rPr>
+              <w:t>14019</w:t>
+            </w:r>
           </w:p>
         </w:tc>
       </w:tr>
@@ -7332,6 +7338,12 @@
             <w:pPr>
               <w:ind w:left="0"/>
             </w:pPr>
+            <w:r>
+              <w:rPr>
+                <w:rFonts w:hint="eastAsia"/>
+              </w:rPr>
+              <w:t>Y</w:t>
+            </w:r>
           </w:p>
         </w:tc>
         <w:tc>
@@ -7370,6 +7382,12 @@
             <w:pPr>
               <w:ind w:left="0"/>
             </w:pPr>
+            <w:r>
+              <w:rPr>
+                <w:rFonts w:hint="eastAsia"/>
+              </w:rPr>
+              <w:t>Y</w:t>
+            </w:r>
           </w:p>
         </w:tc>
         <w:tc>
@@ -7380,6 +7398,42 @@
             <w:pPr>
               <w:ind w:left="0"/>
             </w:pPr>
+            <w:r>
+              <w:rPr>
+                <w:rFonts w:hint="eastAsia"/>
+              </w:rPr>
+              <w:t>内网</w:t>
+            </w:r>
+            <w:r>
+              <w:rPr>
+                <w:rFonts w:hint="eastAsia"/>
+              </w:rPr>
+              <w:t>文档</w:t>
+            </w:r>
+            <w:r>
+              <w:rPr>
+                <w:rFonts w:hint="eastAsia"/>
+              </w:rPr>
+              <w:t>，数据库管理</w:t>
+            </w:r>
+            <w:r>
+              <w:rPr>
+                <w:rFonts w:hint="eastAsia"/>
+              </w:rPr>
+              <w:t>，数据库</w:t>
+            </w:r>
+            <w:r>
+              <w:rPr>
+                <w:rFonts w:hint="eastAsia"/>
+              </w:rPr>
+              <w:t>工具部分</w:t>
+            </w:r>
+            <w:r>
+              <w:rPr>
+                <w:rFonts w:hint="eastAsia"/>
+              </w:rPr>
+              <w:t>，已更新</w:t>
+            </w:r>
           </w:p>
         </w:tc>
       </w:tr>
